--- a/en/files/sessions/s6_exercises.docx
+++ b/en/files/sessions/s6_exercises.docx
@@ -144,38 +144,7 @@
         <w:keepNext/>
       </w:pPr>
       <w:r>
-        <w:t>This sheet is sent by email before the session, as a Word file and as a PDF. Type your answers into the Word file (or print the PDF). In class, the whole class works through Exercises 4 and 8 together for Question 1 (Q1) in full and Q2 to Q5 briefly (answers in the chat or a poll; the instructor types the class answer on the shared screen). Afterwards, complete Exercises 4 and 8 for the ONE question you chose for your manuscript, using its results pack (</w:t>
-      </w:r>
-      <w:r>
-        <w:rPr>
-          <w:rFonts w:ascii="Consolas" w:hAnsi="Consolas" w:cs="Consolas" w:eastAsia="Consolas"/>
-          <w:color w:val="0B376C"/>
-          <w:sz w:val="19"/>
-        </w:rPr>
-        <w:t>Course/Data/results_packs/Results_Pack_Q1</w:t>
-      </w:r>
-      <w:r>
-        <w:t xml:space="preserve"> to </w:t>
-      </w:r>
-      <w:r>
-        <w:rPr>
-          <w:rFonts w:ascii="Consolas" w:hAnsi="Consolas" w:cs="Consolas" w:eastAsia="Consolas"/>
-          <w:color w:val="0B376C"/>
-          <w:sz w:val="19"/>
-        </w:rPr>
-        <w:t>Q5</w:t>
-      </w:r>
-      <w:r>
-        <w:t xml:space="preserve">, PDF): your answers become the core of your manuscript's Results (Session 7). The other exercises are homework or self-check. No calculator is needed. Exercises marked </w:t>
-      </w:r>
-      <w:r>
-        <w:rPr>
-          <w:b/>
-        </w:rPr>
-        <w:t>[FLUID-ICU]</w:t>
-      </w:r>
-      <w:r>
-        <w:t xml:space="preserve"> use the course dataset FLUID-ICU (simulated). Exercise 9 completes Part 3 of your own proposal.</w:t>
+        <w:t>Type your answers into this Word file or print the PDF. Exercises 4 and 8 are done in class for Q1. At the end of the session you choose your own question (Q1 to Q5). Then redo Exercises 4 and 8 for it, using its results pack: your answers become the core of your Results section. Exercise 9 completes Part 3 of your own proposal.</w:t>
       </w:r>
     </w:p>
     <w:tbl>
@@ -193,8 +162,8 @@
       </w:tblPr>
       <w:tblGrid>
         <w:gridCol w:w="481"/>
-        <w:gridCol w:w="4401"/>
-        <w:gridCol w:w="3593"/>
+        <w:gridCol w:w="4131"/>
+        <w:gridCol w:w="3863"/>
         <w:gridCol w:w="935"/>
       </w:tblGrid>
       <w:tr>
@@ -230,7 +199,7 @@
         </w:tc>
         <w:tc>
           <w:tcPr>
-            <w:tcW w:type="dxa" w:w="4401"/>
+            <w:tcW w:type="dxa" w:w="4131"/>
             <w:tcBorders>
               <w:top w:val="single" w:sz="4" w:color="04242F"/>
               <w:left w:val="single" w:sz="4" w:color="04242F"/>
@@ -256,7 +225,7 @@
         </w:tc>
         <w:tc>
           <w:tcPr>
-            <w:tcW w:type="dxa" w:w="3593"/>
+            <w:tcW w:type="dxa" w:w="3863"/>
             <w:tcBorders>
               <w:top w:val="single" w:sz="4" w:color="04242F"/>
               <w:left w:val="single" w:sz="4" w:color="04242F"/>
@@ -336,7 +305,7 @@
         </w:tc>
         <w:tc>
           <w:tcPr>
-            <w:tcW w:type="dxa" w:w="4401"/>
+            <w:tcW w:type="dxa" w:w="4131"/>
             <w:tcBorders>
               <w:top w:val="single" w:sz="4" w:color="D5DDE1"/>
               <w:left w:val="single" w:sz="4" w:color="D5DDE1"/>
@@ -359,7 +328,7 @@
         </w:tc>
         <w:tc>
           <w:tcPr>
-            <w:tcW w:type="dxa" w:w="3593"/>
+            <w:tcW w:type="dxa" w:w="3863"/>
             <w:tcBorders>
               <w:top w:val="single" w:sz="4" w:color="D5DDE1"/>
               <w:left w:val="single" w:sz="4" w:color="D5DDE1"/>
@@ -434,7 +403,7 @@
         </w:tc>
         <w:tc>
           <w:tcPr>
-            <w:tcW w:type="dxa" w:w="4401"/>
+            <w:tcW w:type="dxa" w:w="4131"/>
             <w:tcBorders>
               <w:top w:val="single" w:sz="4" w:color="D5DDE1"/>
               <w:left w:val="single" w:sz="4" w:color="D5DDE1"/>
@@ -458,7 +427,7 @@
         </w:tc>
         <w:tc>
           <w:tcPr>
-            <w:tcW w:type="dxa" w:w="3593"/>
+            <w:tcW w:type="dxa" w:w="3863"/>
             <w:tcBorders>
               <w:top w:val="single" w:sz="4" w:color="D5DDE1"/>
               <w:left w:val="single" w:sz="4" w:color="D5DDE1"/>
@@ -534,7 +503,7 @@
         </w:tc>
         <w:tc>
           <w:tcPr>
-            <w:tcW w:type="dxa" w:w="4401"/>
+            <w:tcW w:type="dxa" w:w="4131"/>
             <w:tcBorders>
               <w:top w:val="single" w:sz="4" w:color="D5DDE1"/>
               <w:left w:val="single" w:sz="4" w:color="D5DDE1"/>
@@ -557,7 +526,7 @@
         </w:tc>
         <w:tc>
           <w:tcPr>
-            <w:tcW w:type="dxa" w:w="3593"/>
+            <w:tcW w:type="dxa" w:w="3863"/>
             <w:tcBorders>
               <w:top w:val="single" w:sz="4" w:color="D5DDE1"/>
               <w:left w:val="single" w:sz="4" w:color="D5DDE1"/>
@@ -632,7 +601,7 @@
         </w:tc>
         <w:tc>
           <w:tcPr>
-            <w:tcW w:type="dxa" w:w="4401"/>
+            <w:tcW w:type="dxa" w:w="4131"/>
             <w:tcBorders>
               <w:top w:val="single" w:sz="4" w:color="D5DDE1"/>
               <w:left w:val="single" w:sz="4" w:color="D5DDE1"/>
@@ -650,13 +619,13 @@
               <w:rPr>
                 <w:sz w:val="19"/>
               </w:rPr>
-              <w:t>[FLUID-ICU] Interpret the comparison for your chosen question</w:t>
+              <w:t>[FLUID-ICU] Interpret the comparison</w:t>
             </w:r>
           </w:p>
         </w:tc>
         <w:tc>
           <w:tcPr>
-            <w:tcW w:type="dxa" w:w="3593"/>
+            <w:tcW w:type="dxa" w:w="3863"/>
             <w:tcBorders>
               <w:top w:val="single" w:sz="4" w:color="D5DDE1"/>
               <w:left w:val="single" w:sz="4" w:color="D5DDE1"/>
@@ -732,7 +701,7 @@
         </w:tc>
         <w:tc>
           <w:tcPr>
-            <w:tcW w:type="dxa" w:w="4401"/>
+            <w:tcW w:type="dxa" w:w="4131"/>
             <w:tcBorders>
               <w:top w:val="single" w:sz="4" w:color="D5DDE1"/>
               <w:left w:val="single" w:sz="4" w:color="D5DDE1"/>
@@ -755,7 +724,7 @@
         </w:tc>
         <w:tc>
           <w:tcPr>
-            <w:tcW w:type="dxa" w:w="3593"/>
+            <w:tcW w:type="dxa" w:w="3863"/>
             <w:tcBorders>
               <w:top w:val="single" w:sz="4" w:color="D5DDE1"/>
               <w:left w:val="single" w:sz="4" w:color="D5DDE1"/>
@@ -830,7 +799,7 @@
         </w:tc>
         <w:tc>
           <w:tcPr>
-            <w:tcW w:type="dxa" w:w="4401"/>
+            <w:tcW w:type="dxa" w:w="4131"/>
             <w:tcBorders>
               <w:top w:val="single" w:sz="4" w:color="D5DDE1"/>
               <w:left w:val="single" w:sz="4" w:color="D5DDE1"/>
@@ -854,7 +823,7 @@
         </w:tc>
         <w:tc>
           <w:tcPr>
-            <w:tcW w:type="dxa" w:w="3593"/>
+            <w:tcW w:type="dxa" w:w="3863"/>
             <w:tcBorders>
               <w:top w:val="single" w:sz="4" w:color="D5DDE1"/>
               <w:left w:val="single" w:sz="4" w:color="D5DDE1"/>
@@ -930,7 +899,7 @@
         </w:tc>
         <w:tc>
           <w:tcPr>
-            <w:tcW w:type="dxa" w:w="4401"/>
+            <w:tcW w:type="dxa" w:w="4131"/>
             <w:tcBorders>
               <w:top w:val="single" w:sz="4" w:color="D5DDE1"/>
               <w:left w:val="single" w:sz="4" w:color="D5DDE1"/>
@@ -953,7 +922,7 @@
         </w:tc>
         <w:tc>
           <w:tcPr>
-            <w:tcW w:type="dxa" w:w="3593"/>
+            <w:tcW w:type="dxa" w:w="3863"/>
             <w:tcBorders>
               <w:top w:val="single" w:sz="4" w:color="D5DDE1"/>
               <w:left w:val="single" w:sz="4" w:color="D5DDE1"/>
@@ -1028,7 +997,7 @@
         </w:tc>
         <w:tc>
           <w:tcPr>
-            <w:tcW w:type="dxa" w:w="4401"/>
+            <w:tcW w:type="dxa" w:w="4131"/>
             <w:tcBorders>
               <w:top w:val="single" w:sz="4" w:color="D5DDE1"/>
               <w:left w:val="single" w:sz="4" w:color="D5DDE1"/>
@@ -1046,13 +1015,13 @@
               <w:rPr>
                 <w:sz w:val="19"/>
               </w:rPr>
-              <w:t>[FLUID-ICU] Interpret the model for your chosen question</w:t>
+              <w:t>[FLUID-ICU] Interpret the model</w:t>
             </w:r>
           </w:p>
         </w:tc>
         <w:tc>
           <w:tcPr>
-            <w:tcW w:type="dxa" w:w="3593"/>
+            <w:tcW w:type="dxa" w:w="3863"/>
             <w:tcBorders>
               <w:top w:val="single" w:sz="4" w:color="D5DDE1"/>
               <w:left w:val="single" w:sz="4" w:color="D5DDE1"/>
@@ -1127,7 +1096,7 @@
         </w:tc>
         <w:tc>
           <w:tcPr>
-            <w:tcW w:type="dxa" w:w="4401"/>
+            <w:tcW w:type="dxa" w:w="4131"/>
             <w:tcBorders>
               <w:top w:val="single" w:sz="4" w:color="D5DDE1"/>
               <w:left w:val="single" w:sz="4" w:color="D5DDE1"/>
@@ -1149,7 +1118,7 @@
         </w:tc>
         <w:tc>
           <w:tcPr>
-            <w:tcW w:type="dxa" w:w="3593"/>
+            <w:tcW w:type="dxa" w:w="3863"/>
             <w:tcBorders>
               <w:top w:val="single" w:sz="4" w:color="D5DDE1"/>
               <w:left w:val="single" w:sz="4" w:color="D5DDE1"/>
@@ -1197,33 +1166,6 @@
       <w:pPr>
         <w:spacing w:after="80"/>
       </w:pPr>
-    </w:p>
-    <w:p>
-      <w:r>
-        <w:t xml:space="preserve">Figures for Exercises 3 and 6 are in </w:t>
-      </w:r>
-      <w:r>
-        <w:rPr>
-          <w:rFonts w:ascii="Consolas" w:hAnsi="Consolas" w:cs="Consolas" w:eastAsia="Consolas"/>
-          <w:color w:val="0B376C"/>
-          <w:sz w:val="19"/>
-        </w:rPr>
-        <w:t>Resources/figures/en/sat3/</w:t>
-      </w:r>
-      <w:r>
-        <w:t xml:space="preserve"> (Vietnamese versions in </w:t>
-      </w:r>
-      <w:r>
-        <w:rPr>
-          <w:rFonts w:ascii="Consolas" w:hAnsi="Consolas" w:cs="Consolas" w:eastAsia="Consolas"/>
-          <w:color w:val="0B376C"/>
-          <w:sz w:val="19"/>
-        </w:rPr>
-        <w:t>.../vi/sat3/</w:t>
-      </w:r>
-      <w:r>
-        <w:t>).</w:t>
-      </w:r>
     </w:p>
     <w:p>
       <w:pPr>
@@ -3477,7 +3419,7 @@
         <w:pStyle w:val="Heading1"/>
       </w:pPr>
       <w:r>
-        <w:t>Exercise 4: [FLUID-ICU] Interpret the comparison for your chosen question (6.2)</w:t>
+        <w:t>Exercise 4: [FLUID-ICU] Interpret the comparison (6.2)</w:t>
       </w:r>
     </w:p>
     <w:p>
@@ -5795,7 +5737,7 @@
         <w:pStyle w:val="Heading1"/>
       </w:pPr>
       <w:r>
-        <w:t>Exercise 8: [FLUID-ICU] Interpret the model for your chosen question: crude vs adjusted, complete case vs imputation (6.4)</w:t>
+        <w:t>Exercise 8: [FLUID-ICU] Interpret the model: crude vs adjusted, complete case vs imputation (6.4)</w:t>
       </w:r>
     </w:p>
     <w:p>
@@ -6176,13 +6118,7 @@
         <w:t>Part B: complete case vs multiple imputation</w:t>
       </w:r>
       <w:r>
-        <w:t xml:space="preserve"> </w:t>
-      </w:r>
-      <w:r>
-        <w:rPr>
-          <w:i/>
-        </w:rPr>
-        <w:t>(read the result from your pack; it was produced by the example script `Course/Data/R/05_missing.R`. Level 1 does not teach how imputation works; Level 2 touches on it and Level 3, Module H covers it in depth.)</w:t>
+        <w:t xml:space="preserve"> (read the result from your pack)</w:t>
       </w:r>
     </w:p>
     <w:p>
@@ -6322,7 +6258,7 @@
         <w:t>own</w:t>
       </w:r>
       <w:r>
-        <w:t xml:space="preserve"> question again. The instructor models each part on the running example; you draft the sample-size inputs in class (8 minutes) and finish the rest as homework. Copy the answers into Part 3 of your own proposal template (</w:t>
+        <w:t xml:space="preserve"> question again. The instructor models each part on the running example; you draft the sample-size inputs in class (8 minutes) and finish the rest as homework. Copy the answers into Part 3 of your proposal template (</w:t>
       </w:r>
       <w:r>
         <w:rPr>
@@ -6330,10 +6266,10 @@
           <w:color w:val="0B376C"/>
           <w:sz w:val="19"/>
         </w:rPr>
-        <w:t>Course/Templates/Research_Proposal_Template.docx</w:t>
+        <w:t>Research_Proposal_Template.docx</w:t>
       </w:r>
       <w:r>
-        <w:t>).</w:t>
+        <w:t>, sent by email).</w:t>
       </w:r>
     </w:p>
     <w:p>
@@ -6869,10 +6805,10 @@
           <w:color w:val="0B376C"/>
           <w:sz w:val="19"/>
         </w:rPr>
-        <w:t>Resources/tools/sample_size_calculator.xlsx</w:t>
+        <w:t>sample_size_calculator.xlsx</w:t>
       </w:r>
       <w:r>
-        <w:t xml:space="preserve"> or email the instructor):</w:t>
+        <w:t>, sent by email, or email the instructor):</w:t>
       </w:r>
     </w:p>
     <w:p>
